--- a/arb/docx/022.content.docx
+++ b/arb/docx/022.content.docx
@@ -22,7 +22,7 @@
         <w:rPr>
           <w:lang w:val="ar_AE" w:bidi="ar_AE"/>
         </w:rPr>
-        <w:t>Resource: قاموس الكتاب المقدس (تينديل)</w:t>
+        <w:t>Resource: Tyndale Open Bible Dictionary</w:t>
       </w:r>
       <w:r>
         <w:rPr>
@@ -122,7 +122,7 @@
         <w:rPr>
           <w:lang w:val="ar_AE" w:bidi="ar_AE"/>
         </w:rPr>
-        <w:t>قاموس الكتاب المقدس (تينديل)</w:t>
+        <w:t>Tyndale Open Bible Dictionary</w:t>
       </w:r>
     </w:p>
     <w:p>
@@ -34916,7 +34916,7 @@
         <w:rPr>
           <w:lang w:val="ar_AE" w:bidi="ar_AE"/>
         </w:rPr>
-        <w:t>في الفكر المسيحي، تُشير كلمة "كفَّارة" إلى العملية التي يتم من خلالها إعادة الاتصال بين الله والبشر ويُحضَرون إلى علاقة شخصية معه. إن المصطلح يعني إزالة الانفصال أو الاغتراب بين الله والبشر. تأتي الكلمة الإنجليزية "atonement" من كلمات أنجلوساكسونية تعني "جَعْل الاثنين واحدًا" أو "تسوية الخلاف." إنها كلمة مرتبطة بشكل وثيق بإعادة الاتصال والغُفران.</w:t>
+        <w:t>في الفكر المسيحي، يُشير مُصطلح "الكفَّارة" إلى الفعل الذي يتم من خلاله إعادة الوصل بين الله والبشر، وجعلهما في علاقة شخصية من جديد. إن المصطلح يعني إزالة الانفصال أو الاغتراب بين الله والبشر. تأتي الكلمة الإنجليزية "atonement" من كلمات أنجلوساكسونية تعني "جَعْل الاثنين واحدًا" أو "تسوية الخلاف." إنها كلمة مرتبطة بشكل وثيق بإعادة الاتصال والغُفران.</w:t>
       </w:r>
     </w:p>
     <w:p>

--- a/arb/docx/022.content.docx
+++ b/arb/docx/022.content.docx
@@ -22,7 +22,7 @@
         <w:rPr>
           <w:lang w:val="ar_AE" w:bidi="ar_AE"/>
         </w:rPr>
-        <w:t>Resource: Tyndale Open Bible Dictionary</w:t>
+        <w:t>Resource: Aquifer Open Bible Dictionary</w:t>
       </w:r>
       <w:r>
         <w:rPr>
@@ -122,7 +122,7 @@
         <w:rPr>
           <w:lang w:val="ar_AE" w:bidi="ar_AE"/>
         </w:rPr>
-        <w:t>Tyndale Open Bible Dictionary</w:t>
+        <w:t>Aquifer Open Bible Dictionary</w:t>
       </w:r>
     </w:p>
     <w:p>
